--- a/src/diagram/FNB-PTAF presentation preparation.docx
+++ b/src/diagram/FNB-PTAF presentation preparation.docx
@@ -205,7 +205,7 @@
       <w:pPr>
         <w:numPr>
           <w:ilvl w:val="0"/>
-          <w:numId w:val="1"/>
+          <w:numId w:val="7"/>
         </w:numPr>
         <w:spacing w:before="100" w:beforeAutospacing="1" w:after="100" w:afterAutospacing="1" w:line="240" w:lineRule="auto"/>
         <w:rPr>
@@ -273,7 +273,7 @@
       <w:pPr>
         <w:numPr>
           <w:ilvl w:val="0"/>
-          <w:numId w:val="1"/>
+          <w:numId w:val="7"/>
         </w:numPr>
         <w:spacing w:before="100" w:beforeAutospacing="1" w:after="100" w:afterAutospacing="1" w:line="240" w:lineRule="auto"/>
         <w:rPr>
@@ -323,7 +323,7 @@
       <w:pPr>
         <w:numPr>
           <w:ilvl w:val="0"/>
-          <w:numId w:val="1"/>
+          <w:numId w:val="7"/>
         </w:numPr>
         <w:spacing w:before="100" w:beforeAutospacing="1" w:after="100" w:afterAutospacing="1" w:line="240" w:lineRule="auto"/>
         <w:rPr>
@@ -373,7 +373,7 @@
       <w:pPr>
         <w:numPr>
           <w:ilvl w:val="0"/>
-          <w:numId w:val="1"/>
+          <w:numId w:val="7"/>
         </w:numPr>
         <w:spacing w:before="100" w:beforeAutospacing="1" w:after="100" w:afterAutospacing="1" w:line="240" w:lineRule="auto"/>
         <w:rPr>
@@ -405,7 +405,7 @@
       <w:pPr>
         <w:numPr>
           <w:ilvl w:val="0"/>
-          <w:numId w:val="1"/>
+          <w:numId w:val="7"/>
         </w:numPr>
         <w:spacing w:before="100" w:beforeAutospacing="1" w:after="100" w:afterAutospacing="1" w:line="240" w:lineRule="auto"/>
         <w:rPr>
@@ -455,7 +455,7 @@
       <w:pPr>
         <w:numPr>
           <w:ilvl w:val="0"/>
-          <w:numId w:val="1"/>
+          <w:numId w:val="7"/>
         </w:numPr>
         <w:spacing w:before="100" w:beforeAutospacing="1" w:after="100" w:afterAutospacing="1" w:line="240" w:lineRule="auto"/>
         <w:rPr>
@@ -595,7 +595,7 @@
       <w:pPr>
         <w:numPr>
           <w:ilvl w:val="0"/>
-          <w:numId w:val="2"/>
+          <w:numId w:val="8"/>
         </w:numPr>
         <w:spacing w:before="100" w:beforeAutospacing="1" w:after="100" w:afterAutospacing="1" w:line="240" w:lineRule="auto"/>
         <w:rPr>
@@ -627,7 +627,7 @@
       <w:pPr>
         <w:numPr>
           <w:ilvl w:val="0"/>
-          <w:numId w:val="2"/>
+          <w:numId w:val="8"/>
         </w:numPr>
         <w:spacing w:before="100" w:beforeAutospacing="1" w:after="100" w:afterAutospacing="1" w:line="240" w:lineRule="auto"/>
         <w:rPr>
@@ -659,7 +659,7 @@
       <w:pPr>
         <w:numPr>
           <w:ilvl w:val="0"/>
-          <w:numId w:val="2"/>
+          <w:numId w:val="8"/>
         </w:numPr>
         <w:spacing w:before="100" w:beforeAutospacing="1" w:after="100" w:afterAutospacing="1" w:line="240" w:lineRule="auto"/>
         <w:rPr>
@@ -737,7 +737,7 @@
       <w:pPr>
         <w:numPr>
           <w:ilvl w:val="0"/>
-          <w:numId w:val="3"/>
+          <w:numId w:val="9"/>
         </w:numPr>
         <w:spacing w:before="100" w:beforeAutospacing="1" w:after="100" w:afterAutospacing="1" w:line="240" w:lineRule="auto"/>
         <w:rPr>
@@ -769,7 +769,7 @@
       <w:pPr>
         <w:numPr>
           <w:ilvl w:val="0"/>
-          <w:numId w:val="3"/>
+          <w:numId w:val="9"/>
         </w:numPr>
         <w:spacing w:before="100" w:beforeAutospacing="1" w:after="100" w:afterAutospacing="1" w:line="240" w:lineRule="auto"/>
         <w:rPr>
@@ -801,7 +801,7 @@
       <w:pPr>
         <w:numPr>
           <w:ilvl w:val="0"/>
-          <w:numId w:val="3"/>
+          <w:numId w:val="9"/>
         </w:numPr>
         <w:spacing w:before="100" w:beforeAutospacing="1" w:after="100" w:afterAutospacing="1" w:line="240" w:lineRule="auto"/>
         <w:rPr>
@@ -878,7 +878,7 @@
       <w:pPr>
         <w:numPr>
           <w:ilvl w:val="0"/>
-          <w:numId w:val="4"/>
+          <w:numId w:val="10"/>
         </w:numPr>
         <w:spacing w:before="100" w:beforeAutospacing="1" w:after="100" w:afterAutospacing="1" w:line="240" w:lineRule="auto"/>
         <w:rPr>
@@ -910,7 +910,7 @@
       <w:pPr>
         <w:numPr>
           <w:ilvl w:val="0"/>
-          <w:numId w:val="4"/>
+          <w:numId w:val="10"/>
         </w:numPr>
         <w:spacing w:before="100" w:beforeAutospacing="1" w:after="100" w:afterAutospacing="1" w:line="240" w:lineRule="auto"/>
         <w:rPr>
@@ -942,7 +942,7 @@
       <w:pPr>
         <w:numPr>
           <w:ilvl w:val="0"/>
-          <w:numId w:val="4"/>
+          <w:numId w:val="10"/>
         </w:numPr>
         <w:spacing w:before="100" w:beforeAutospacing="1" w:after="100" w:afterAutospacing="1" w:line="240" w:lineRule="auto"/>
         <w:rPr>
@@ -1048,7 +1048,25 @@
           <w:kern w:val="0"/>
           <w14:ligatures w14:val="none"/>
         </w:rPr>
-        <w:t xml:space="preserve"> are not just a measure of volume but a direct result of the framework's intelligent design. The core lines of code in the FNB-PTAF act as a powerful, reusable engine, enabling us to build vast test suites with incredible efficiency.</w:t>
+        <w:t xml:space="preserve"> are not just a measure of volume but a direct result of the framework's intelligent design. The FNB-PTAF is built upon </w:t>
+      </w:r>
+      <w:r>
+        <w:rPr>
+          <w:rFonts w:ascii="Times New Roman" w:eastAsia="Times New Roman" w:hAnsi="Times New Roman" w:cs="Times New Roman"/>
+          <w:b/>
+          <w:bCs/>
+          <w:kern w:val="0"/>
+          <w14:ligatures w14:val="none"/>
+        </w:rPr>
+        <w:t>over 15,000 lines of highly-engineered Playwright and Java code</w:t>
+      </w:r>
+      <w:r>
+        <w:rPr>
+          <w:rFonts w:ascii="Times New Roman" w:eastAsia="Times New Roman" w:hAnsi="Times New Roman" w:cs="Times New Roman"/>
+          <w:kern w:val="0"/>
+          <w14:ligatures w14:val="none"/>
+        </w:rPr>
+        <w:t>. This core framework acts as a powerful, reusable engine that allows us to create all of our test cases and test steps with incredible efficiency.</w:t>
       </w:r>
     </w:p>
     <w:p>
@@ -1084,7 +1102,7 @@
           <w:kern w:val="0"/>
           <w14:ligatures w14:val="none"/>
         </w:rPr>
-        <w:t>, can be reused across hundreds of different test scenarios. This single step is powered by one robust, centrally-maintained piece of automation code. This architecture of reusable components is what allows the FNB-PTAF to scale limitlessly.</w:t>
+        <w:t>, can be reused across hundreds of different test scenarios. This single step is powered by one robust, centrally-maintained piece of automation code within the framework. This architecture of reusable components is what allows the FNB-PTAF to scale limitlessly.</w:t>
       </w:r>
     </w:p>
     <w:p>
@@ -1172,7 +1190,7 @@
       <w:pPr>
         <w:numPr>
           <w:ilvl w:val="0"/>
-          <w:numId w:val="5"/>
+          <w:numId w:val="11"/>
         </w:numPr>
         <w:spacing w:before="100" w:beforeAutospacing="1" w:after="100" w:afterAutospacing="1" w:line="240" w:lineRule="auto"/>
         <w:rPr>
@@ -1204,7 +1222,7 @@
       <w:pPr>
         <w:numPr>
           <w:ilvl w:val="0"/>
-          <w:numId w:val="5"/>
+          <w:numId w:val="11"/>
         </w:numPr>
         <w:spacing w:before="100" w:beforeAutospacing="1" w:after="100" w:afterAutospacing="1" w:line="240" w:lineRule="auto"/>
         <w:rPr>
@@ -1236,7 +1254,7 @@
       <w:pPr>
         <w:numPr>
           <w:ilvl w:val="0"/>
-          <w:numId w:val="5"/>
+          <w:numId w:val="11"/>
         </w:numPr>
         <w:spacing w:before="100" w:beforeAutospacing="1" w:after="100" w:afterAutospacing="1" w:line="240" w:lineRule="auto"/>
         <w:rPr>
@@ -1253,6 +1271,7 @@
           <w:kern w:val="0"/>
           <w14:ligatures w14:val="none"/>
         </w:rPr>
+        <w:lastRenderedPageBreak/>
         <w:t>Detailed PDF Reporter:</w:t>
       </w:r>
       <w:r>
@@ -1268,7 +1287,7 @@
       <w:pPr>
         <w:numPr>
           <w:ilvl w:val="0"/>
-          <w:numId w:val="5"/>
+          <w:numId w:val="11"/>
         </w:numPr>
         <w:spacing w:before="100" w:beforeAutospacing="1" w:after="100" w:afterAutospacing="1" w:line="240" w:lineRule="auto"/>
         <w:rPr>
@@ -1285,7 +1304,6 @@
           <w:kern w:val="0"/>
           <w14:ligatures w14:val="none"/>
         </w:rPr>
-        <w:lastRenderedPageBreak/>
         <w:t>Easy Test Management:</w:t>
       </w:r>
       <w:r>
@@ -1890,7 +1908,7 @@
       <w:pPr>
         <w:numPr>
           <w:ilvl w:val="0"/>
-          <w:numId w:val="6"/>
+          <w:numId w:val="12"/>
         </w:numPr>
         <w:spacing w:before="100" w:beforeAutospacing="1" w:after="100" w:afterAutospacing="1" w:line="240" w:lineRule="auto"/>
         <w:rPr>
@@ -1922,7 +1940,7 @@
       <w:pPr>
         <w:numPr>
           <w:ilvl w:val="0"/>
-          <w:numId w:val="6"/>
+          <w:numId w:val="12"/>
         </w:numPr>
         <w:spacing w:before="100" w:beforeAutospacing="1" w:after="100" w:afterAutospacing="1" w:line="240" w:lineRule="auto"/>
         <w:rPr>
@@ -1954,7 +1972,7 @@
       <w:pPr>
         <w:numPr>
           <w:ilvl w:val="0"/>
-          <w:numId w:val="6"/>
+          <w:numId w:val="12"/>
         </w:numPr>
         <w:spacing w:before="100" w:beforeAutospacing="1" w:after="100" w:afterAutospacing="1" w:line="240" w:lineRule="auto"/>
         <w:rPr>
@@ -2316,6 +2334,602 @@
     </w:lvl>
   </w:abstractNum>
   <w:abstractNum w:abstractNumId="1" w15:restartNumberingAfterBreak="0">
+    <w:nsid w:val="0D4951D3"/>
+    <w:multiLevelType w:val="multilevel"/>
+    <w:tmpl w:val="8DD80FA2"/>
+    <w:lvl w:ilvl="0">
+      <w:start w:val="1"/>
+      <w:numFmt w:val="bullet"/>
+      <w:lvlText w:val=""/>
+      <w:lvlJc w:val="left"/>
+      <w:pPr>
+        <w:tabs>
+          <w:tab w:val="num" w:pos="720"/>
+        </w:tabs>
+        <w:ind w:left="720" w:hanging="360"/>
+      </w:pPr>
+      <w:rPr>
+        <w:rFonts w:ascii="Symbol" w:hAnsi="Symbol" w:hint="default"/>
+        <w:sz w:val="20"/>
+      </w:rPr>
+    </w:lvl>
+    <w:lvl w:ilvl="1" w:tentative="1">
+      <w:start w:val="1"/>
+      <w:numFmt w:val="bullet"/>
+      <w:lvlText w:val="o"/>
+      <w:lvlJc w:val="left"/>
+      <w:pPr>
+        <w:tabs>
+          <w:tab w:val="num" w:pos="1440"/>
+        </w:tabs>
+        <w:ind w:left="1440" w:hanging="360"/>
+      </w:pPr>
+      <w:rPr>
+        <w:rFonts w:ascii="Courier New" w:hAnsi="Courier New" w:hint="default"/>
+        <w:sz w:val="20"/>
+      </w:rPr>
+    </w:lvl>
+    <w:lvl w:ilvl="2" w:tentative="1">
+      <w:start w:val="1"/>
+      <w:numFmt w:val="bullet"/>
+      <w:lvlText w:val=""/>
+      <w:lvlJc w:val="left"/>
+      <w:pPr>
+        <w:tabs>
+          <w:tab w:val="num" w:pos="2160"/>
+        </w:tabs>
+        <w:ind w:left="2160" w:hanging="360"/>
+      </w:pPr>
+      <w:rPr>
+        <w:rFonts w:ascii="Wingdings" w:hAnsi="Wingdings" w:hint="default"/>
+        <w:sz w:val="20"/>
+      </w:rPr>
+    </w:lvl>
+    <w:lvl w:ilvl="3" w:tentative="1">
+      <w:start w:val="1"/>
+      <w:numFmt w:val="bullet"/>
+      <w:lvlText w:val=""/>
+      <w:lvlJc w:val="left"/>
+      <w:pPr>
+        <w:tabs>
+          <w:tab w:val="num" w:pos="2880"/>
+        </w:tabs>
+        <w:ind w:left="2880" w:hanging="360"/>
+      </w:pPr>
+      <w:rPr>
+        <w:rFonts w:ascii="Wingdings" w:hAnsi="Wingdings" w:hint="default"/>
+        <w:sz w:val="20"/>
+      </w:rPr>
+    </w:lvl>
+    <w:lvl w:ilvl="4" w:tentative="1">
+      <w:start w:val="1"/>
+      <w:numFmt w:val="bullet"/>
+      <w:lvlText w:val=""/>
+      <w:lvlJc w:val="left"/>
+      <w:pPr>
+        <w:tabs>
+          <w:tab w:val="num" w:pos="3600"/>
+        </w:tabs>
+        <w:ind w:left="3600" w:hanging="360"/>
+      </w:pPr>
+      <w:rPr>
+        <w:rFonts w:ascii="Wingdings" w:hAnsi="Wingdings" w:hint="default"/>
+        <w:sz w:val="20"/>
+      </w:rPr>
+    </w:lvl>
+    <w:lvl w:ilvl="5" w:tentative="1">
+      <w:start w:val="1"/>
+      <w:numFmt w:val="bullet"/>
+      <w:lvlText w:val=""/>
+      <w:lvlJc w:val="left"/>
+      <w:pPr>
+        <w:tabs>
+          <w:tab w:val="num" w:pos="4320"/>
+        </w:tabs>
+        <w:ind w:left="4320" w:hanging="360"/>
+      </w:pPr>
+      <w:rPr>
+        <w:rFonts w:ascii="Wingdings" w:hAnsi="Wingdings" w:hint="default"/>
+        <w:sz w:val="20"/>
+      </w:rPr>
+    </w:lvl>
+    <w:lvl w:ilvl="6" w:tentative="1">
+      <w:start w:val="1"/>
+      <w:numFmt w:val="bullet"/>
+      <w:lvlText w:val=""/>
+      <w:lvlJc w:val="left"/>
+      <w:pPr>
+        <w:tabs>
+          <w:tab w:val="num" w:pos="5040"/>
+        </w:tabs>
+        <w:ind w:left="5040" w:hanging="360"/>
+      </w:pPr>
+      <w:rPr>
+        <w:rFonts w:ascii="Wingdings" w:hAnsi="Wingdings" w:hint="default"/>
+        <w:sz w:val="20"/>
+      </w:rPr>
+    </w:lvl>
+    <w:lvl w:ilvl="7" w:tentative="1">
+      <w:start w:val="1"/>
+      <w:numFmt w:val="bullet"/>
+      <w:lvlText w:val=""/>
+      <w:lvlJc w:val="left"/>
+      <w:pPr>
+        <w:tabs>
+          <w:tab w:val="num" w:pos="5760"/>
+        </w:tabs>
+        <w:ind w:left="5760" w:hanging="360"/>
+      </w:pPr>
+      <w:rPr>
+        <w:rFonts w:ascii="Wingdings" w:hAnsi="Wingdings" w:hint="default"/>
+        <w:sz w:val="20"/>
+      </w:rPr>
+    </w:lvl>
+    <w:lvl w:ilvl="8" w:tentative="1">
+      <w:start w:val="1"/>
+      <w:numFmt w:val="bullet"/>
+      <w:lvlText w:val=""/>
+      <w:lvlJc w:val="left"/>
+      <w:pPr>
+        <w:tabs>
+          <w:tab w:val="num" w:pos="6480"/>
+        </w:tabs>
+        <w:ind w:left="6480" w:hanging="360"/>
+      </w:pPr>
+      <w:rPr>
+        <w:rFonts w:ascii="Wingdings" w:hAnsi="Wingdings" w:hint="default"/>
+        <w:sz w:val="20"/>
+      </w:rPr>
+    </w:lvl>
+  </w:abstractNum>
+  <w:abstractNum w:abstractNumId="2" w15:restartNumberingAfterBreak="0">
+    <w:nsid w:val="10A66791"/>
+    <w:multiLevelType w:val="multilevel"/>
+    <w:tmpl w:val="DB4A5EAE"/>
+    <w:lvl w:ilvl="0">
+      <w:start w:val="1"/>
+      <w:numFmt w:val="bullet"/>
+      <w:lvlText w:val=""/>
+      <w:lvlJc w:val="left"/>
+      <w:pPr>
+        <w:tabs>
+          <w:tab w:val="num" w:pos="720"/>
+        </w:tabs>
+        <w:ind w:left="720" w:hanging="360"/>
+      </w:pPr>
+      <w:rPr>
+        <w:rFonts w:ascii="Symbol" w:hAnsi="Symbol" w:hint="default"/>
+        <w:sz w:val="20"/>
+      </w:rPr>
+    </w:lvl>
+    <w:lvl w:ilvl="1" w:tentative="1">
+      <w:start w:val="1"/>
+      <w:numFmt w:val="bullet"/>
+      <w:lvlText w:val="o"/>
+      <w:lvlJc w:val="left"/>
+      <w:pPr>
+        <w:tabs>
+          <w:tab w:val="num" w:pos="1440"/>
+        </w:tabs>
+        <w:ind w:left="1440" w:hanging="360"/>
+      </w:pPr>
+      <w:rPr>
+        <w:rFonts w:ascii="Courier New" w:hAnsi="Courier New" w:hint="default"/>
+        <w:sz w:val="20"/>
+      </w:rPr>
+    </w:lvl>
+    <w:lvl w:ilvl="2" w:tentative="1">
+      <w:start w:val="1"/>
+      <w:numFmt w:val="bullet"/>
+      <w:lvlText w:val=""/>
+      <w:lvlJc w:val="left"/>
+      <w:pPr>
+        <w:tabs>
+          <w:tab w:val="num" w:pos="2160"/>
+        </w:tabs>
+        <w:ind w:left="2160" w:hanging="360"/>
+      </w:pPr>
+      <w:rPr>
+        <w:rFonts w:ascii="Wingdings" w:hAnsi="Wingdings" w:hint="default"/>
+        <w:sz w:val="20"/>
+      </w:rPr>
+    </w:lvl>
+    <w:lvl w:ilvl="3" w:tentative="1">
+      <w:start w:val="1"/>
+      <w:numFmt w:val="bullet"/>
+      <w:lvlText w:val=""/>
+      <w:lvlJc w:val="left"/>
+      <w:pPr>
+        <w:tabs>
+          <w:tab w:val="num" w:pos="2880"/>
+        </w:tabs>
+        <w:ind w:left="2880" w:hanging="360"/>
+      </w:pPr>
+      <w:rPr>
+        <w:rFonts w:ascii="Wingdings" w:hAnsi="Wingdings" w:hint="default"/>
+        <w:sz w:val="20"/>
+      </w:rPr>
+    </w:lvl>
+    <w:lvl w:ilvl="4" w:tentative="1">
+      <w:start w:val="1"/>
+      <w:numFmt w:val="bullet"/>
+      <w:lvlText w:val=""/>
+      <w:lvlJc w:val="left"/>
+      <w:pPr>
+        <w:tabs>
+          <w:tab w:val="num" w:pos="3600"/>
+        </w:tabs>
+        <w:ind w:left="3600" w:hanging="360"/>
+      </w:pPr>
+      <w:rPr>
+        <w:rFonts w:ascii="Wingdings" w:hAnsi="Wingdings" w:hint="default"/>
+        <w:sz w:val="20"/>
+      </w:rPr>
+    </w:lvl>
+    <w:lvl w:ilvl="5" w:tentative="1">
+      <w:start w:val="1"/>
+      <w:numFmt w:val="bullet"/>
+      <w:lvlText w:val=""/>
+      <w:lvlJc w:val="left"/>
+      <w:pPr>
+        <w:tabs>
+          <w:tab w:val="num" w:pos="4320"/>
+        </w:tabs>
+        <w:ind w:left="4320" w:hanging="360"/>
+      </w:pPr>
+      <w:rPr>
+        <w:rFonts w:ascii="Wingdings" w:hAnsi="Wingdings" w:hint="default"/>
+        <w:sz w:val="20"/>
+      </w:rPr>
+    </w:lvl>
+    <w:lvl w:ilvl="6" w:tentative="1">
+      <w:start w:val="1"/>
+      <w:numFmt w:val="bullet"/>
+      <w:lvlText w:val=""/>
+      <w:lvlJc w:val="left"/>
+      <w:pPr>
+        <w:tabs>
+          <w:tab w:val="num" w:pos="5040"/>
+        </w:tabs>
+        <w:ind w:left="5040" w:hanging="360"/>
+      </w:pPr>
+      <w:rPr>
+        <w:rFonts w:ascii="Wingdings" w:hAnsi="Wingdings" w:hint="default"/>
+        <w:sz w:val="20"/>
+      </w:rPr>
+    </w:lvl>
+    <w:lvl w:ilvl="7" w:tentative="1">
+      <w:start w:val="1"/>
+      <w:numFmt w:val="bullet"/>
+      <w:lvlText w:val=""/>
+      <w:lvlJc w:val="left"/>
+      <w:pPr>
+        <w:tabs>
+          <w:tab w:val="num" w:pos="5760"/>
+        </w:tabs>
+        <w:ind w:left="5760" w:hanging="360"/>
+      </w:pPr>
+      <w:rPr>
+        <w:rFonts w:ascii="Wingdings" w:hAnsi="Wingdings" w:hint="default"/>
+        <w:sz w:val="20"/>
+      </w:rPr>
+    </w:lvl>
+    <w:lvl w:ilvl="8" w:tentative="1">
+      <w:start w:val="1"/>
+      <w:numFmt w:val="bullet"/>
+      <w:lvlText w:val=""/>
+      <w:lvlJc w:val="left"/>
+      <w:pPr>
+        <w:tabs>
+          <w:tab w:val="num" w:pos="6480"/>
+        </w:tabs>
+        <w:ind w:left="6480" w:hanging="360"/>
+      </w:pPr>
+      <w:rPr>
+        <w:rFonts w:ascii="Wingdings" w:hAnsi="Wingdings" w:hint="default"/>
+        <w:sz w:val="20"/>
+      </w:rPr>
+    </w:lvl>
+  </w:abstractNum>
+  <w:abstractNum w:abstractNumId="3" w15:restartNumberingAfterBreak="0">
+    <w:nsid w:val="1FE01A5C"/>
+    <w:multiLevelType w:val="multilevel"/>
+    <w:tmpl w:val="0186AB48"/>
+    <w:lvl w:ilvl="0">
+      <w:start w:val="1"/>
+      <w:numFmt w:val="bullet"/>
+      <w:lvlText w:val=""/>
+      <w:lvlJc w:val="left"/>
+      <w:pPr>
+        <w:tabs>
+          <w:tab w:val="num" w:pos="720"/>
+        </w:tabs>
+        <w:ind w:left="720" w:hanging="360"/>
+      </w:pPr>
+      <w:rPr>
+        <w:rFonts w:ascii="Symbol" w:hAnsi="Symbol" w:hint="default"/>
+        <w:sz w:val="20"/>
+      </w:rPr>
+    </w:lvl>
+    <w:lvl w:ilvl="1" w:tentative="1">
+      <w:start w:val="1"/>
+      <w:numFmt w:val="bullet"/>
+      <w:lvlText w:val="o"/>
+      <w:lvlJc w:val="left"/>
+      <w:pPr>
+        <w:tabs>
+          <w:tab w:val="num" w:pos="1440"/>
+        </w:tabs>
+        <w:ind w:left="1440" w:hanging="360"/>
+      </w:pPr>
+      <w:rPr>
+        <w:rFonts w:ascii="Courier New" w:hAnsi="Courier New" w:hint="default"/>
+        <w:sz w:val="20"/>
+      </w:rPr>
+    </w:lvl>
+    <w:lvl w:ilvl="2" w:tentative="1">
+      <w:start w:val="1"/>
+      <w:numFmt w:val="bullet"/>
+      <w:lvlText w:val=""/>
+      <w:lvlJc w:val="left"/>
+      <w:pPr>
+        <w:tabs>
+          <w:tab w:val="num" w:pos="2160"/>
+        </w:tabs>
+        <w:ind w:left="2160" w:hanging="360"/>
+      </w:pPr>
+      <w:rPr>
+        <w:rFonts w:ascii="Wingdings" w:hAnsi="Wingdings" w:hint="default"/>
+        <w:sz w:val="20"/>
+      </w:rPr>
+    </w:lvl>
+    <w:lvl w:ilvl="3" w:tentative="1">
+      <w:start w:val="1"/>
+      <w:numFmt w:val="bullet"/>
+      <w:lvlText w:val=""/>
+      <w:lvlJc w:val="left"/>
+      <w:pPr>
+        <w:tabs>
+          <w:tab w:val="num" w:pos="2880"/>
+        </w:tabs>
+        <w:ind w:left="2880" w:hanging="360"/>
+      </w:pPr>
+      <w:rPr>
+        <w:rFonts w:ascii="Wingdings" w:hAnsi="Wingdings" w:hint="default"/>
+        <w:sz w:val="20"/>
+      </w:rPr>
+    </w:lvl>
+    <w:lvl w:ilvl="4" w:tentative="1">
+      <w:start w:val="1"/>
+      <w:numFmt w:val="bullet"/>
+      <w:lvlText w:val=""/>
+      <w:lvlJc w:val="left"/>
+      <w:pPr>
+        <w:tabs>
+          <w:tab w:val="num" w:pos="3600"/>
+        </w:tabs>
+        <w:ind w:left="3600" w:hanging="360"/>
+      </w:pPr>
+      <w:rPr>
+        <w:rFonts w:ascii="Wingdings" w:hAnsi="Wingdings" w:hint="default"/>
+        <w:sz w:val="20"/>
+      </w:rPr>
+    </w:lvl>
+    <w:lvl w:ilvl="5" w:tentative="1">
+      <w:start w:val="1"/>
+      <w:numFmt w:val="bullet"/>
+      <w:lvlText w:val=""/>
+      <w:lvlJc w:val="left"/>
+      <w:pPr>
+        <w:tabs>
+          <w:tab w:val="num" w:pos="4320"/>
+        </w:tabs>
+        <w:ind w:left="4320" w:hanging="360"/>
+      </w:pPr>
+      <w:rPr>
+        <w:rFonts w:ascii="Wingdings" w:hAnsi="Wingdings" w:hint="default"/>
+        <w:sz w:val="20"/>
+      </w:rPr>
+    </w:lvl>
+    <w:lvl w:ilvl="6" w:tentative="1">
+      <w:start w:val="1"/>
+      <w:numFmt w:val="bullet"/>
+      <w:lvlText w:val=""/>
+      <w:lvlJc w:val="left"/>
+      <w:pPr>
+        <w:tabs>
+          <w:tab w:val="num" w:pos="5040"/>
+        </w:tabs>
+        <w:ind w:left="5040" w:hanging="360"/>
+      </w:pPr>
+      <w:rPr>
+        <w:rFonts w:ascii="Wingdings" w:hAnsi="Wingdings" w:hint="default"/>
+        <w:sz w:val="20"/>
+      </w:rPr>
+    </w:lvl>
+    <w:lvl w:ilvl="7" w:tentative="1">
+      <w:start w:val="1"/>
+      <w:numFmt w:val="bullet"/>
+      <w:lvlText w:val=""/>
+      <w:lvlJc w:val="left"/>
+      <w:pPr>
+        <w:tabs>
+          <w:tab w:val="num" w:pos="5760"/>
+        </w:tabs>
+        <w:ind w:left="5760" w:hanging="360"/>
+      </w:pPr>
+      <w:rPr>
+        <w:rFonts w:ascii="Wingdings" w:hAnsi="Wingdings" w:hint="default"/>
+        <w:sz w:val="20"/>
+      </w:rPr>
+    </w:lvl>
+    <w:lvl w:ilvl="8" w:tentative="1">
+      <w:start w:val="1"/>
+      <w:numFmt w:val="bullet"/>
+      <w:lvlText w:val=""/>
+      <w:lvlJc w:val="left"/>
+      <w:pPr>
+        <w:tabs>
+          <w:tab w:val="num" w:pos="6480"/>
+        </w:tabs>
+        <w:ind w:left="6480" w:hanging="360"/>
+      </w:pPr>
+      <w:rPr>
+        <w:rFonts w:ascii="Wingdings" w:hAnsi="Wingdings" w:hint="default"/>
+        <w:sz w:val="20"/>
+      </w:rPr>
+    </w:lvl>
+  </w:abstractNum>
+  <w:abstractNum w:abstractNumId="4" w15:restartNumberingAfterBreak="0">
+    <w:nsid w:val="2DFA1A1F"/>
+    <w:multiLevelType w:val="multilevel"/>
+    <w:tmpl w:val="C0609528"/>
+    <w:lvl w:ilvl="0">
+      <w:start w:val="1"/>
+      <w:numFmt w:val="bullet"/>
+      <w:lvlText w:val=""/>
+      <w:lvlJc w:val="left"/>
+      <w:pPr>
+        <w:tabs>
+          <w:tab w:val="num" w:pos="720"/>
+        </w:tabs>
+        <w:ind w:left="720" w:hanging="360"/>
+      </w:pPr>
+      <w:rPr>
+        <w:rFonts w:ascii="Symbol" w:hAnsi="Symbol" w:hint="default"/>
+        <w:sz w:val="20"/>
+      </w:rPr>
+    </w:lvl>
+    <w:lvl w:ilvl="1" w:tentative="1">
+      <w:start w:val="1"/>
+      <w:numFmt w:val="bullet"/>
+      <w:lvlText w:val="o"/>
+      <w:lvlJc w:val="left"/>
+      <w:pPr>
+        <w:tabs>
+          <w:tab w:val="num" w:pos="1440"/>
+        </w:tabs>
+        <w:ind w:left="1440" w:hanging="360"/>
+      </w:pPr>
+      <w:rPr>
+        <w:rFonts w:ascii="Courier New" w:hAnsi="Courier New" w:hint="default"/>
+        <w:sz w:val="20"/>
+      </w:rPr>
+    </w:lvl>
+    <w:lvl w:ilvl="2" w:tentative="1">
+      <w:start w:val="1"/>
+      <w:numFmt w:val="bullet"/>
+      <w:lvlText w:val=""/>
+      <w:lvlJc w:val="left"/>
+      <w:pPr>
+        <w:tabs>
+          <w:tab w:val="num" w:pos="2160"/>
+        </w:tabs>
+        <w:ind w:left="2160" w:hanging="360"/>
+      </w:pPr>
+      <w:rPr>
+        <w:rFonts w:ascii="Wingdings" w:hAnsi="Wingdings" w:hint="default"/>
+        <w:sz w:val="20"/>
+      </w:rPr>
+    </w:lvl>
+    <w:lvl w:ilvl="3" w:tentative="1">
+      <w:start w:val="1"/>
+      <w:numFmt w:val="bullet"/>
+      <w:lvlText w:val=""/>
+      <w:lvlJc w:val="left"/>
+      <w:pPr>
+        <w:tabs>
+          <w:tab w:val="num" w:pos="2880"/>
+        </w:tabs>
+        <w:ind w:left="2880" w:hanging="360"/>
+      </w:pPr>
+      <w:rPr>
+        <w:rFonts w:ascii="Wingdings" w:hAnsi="Wingdings" w:hint="default"/>
+        <w:sz w:val="20"/>
+      </w:rPr>
+    </w:lvl>
+    <w:lvl w:ilvl="4" w:tentative="1">
+      <w:start w:val="1"/>
+      <w:numFmt w:val="bullet"/>
+      <w:lvlText w:val=""/>
+      <w:lvlJc w:val="left"/>
+      <w:pPr>
+        <w:tabs>
+          <w:tab w:val="num" w:pos="3600"/>
+        </w:tabs>
+        <w:ind w:left="3600" w:hanging="360"/>
+      </w:pPr>
+      <w:rPr>
+        <w:rFonts w:ascii="Wingdings" w:hAnsi="Wingdings" w:hint="default"/>
+        <w:sz w:val="20"/>
+      </w:rPr>
+    </w:lvl>
+    <w:lvl w:ilvl="5" w:tentative="1">
+      <w:start w:val="1"/>
+      <w:numFmt w:val="bullet"/>
+      <w:lvlText w:val=""/>
+      <w:lvlJc w:val="left"/>
+      <w:pPr>
+        <w:tabs>
+          <w:tab w:val="num" w:pos="4320"/>
+        </w:tabs>
+        <w:ind w:left="4320" w:hanging="360"/>
+      </w:pPr>
+      <w:rPr>
+        <w:rFonts w:ascii="Wingdings" w:hAnsi="Wingdings" w:hint="default"/>
+        <w:sz w:val="20"/>
+      </w:rPr>
+    </w:lvl>
+    <w:lvl w:ilvl="6" w:tentative="1">
+      <w:start w:val="1"/>
+      <w:numFmt w:val="bullet"/>
+      <w:lvlText w:val=""/>
+      <w:lvlJc w:val="left"/>
+      <w:pPr>
+        <w:tabs>
+          <w:tab w:val="num" w:pos="5040"/>
+        </w:tabs>
+        <w:ind w:left="5040" w:hanging="360"/>
+      </w:pPr>
+      <w:rPr>
+        <w:rFonts w:ascii="Wingdings" w:hAnsi="Wingdings" w:hint="default"/>
+        <w:sz w:val="20"/>
+      </w:rPr>
+    </w:lvl>
+    <w:lvl w:ilvl="7" w:tentative="1">
+      <w:start w:val="1"/>
+      <w:numFmt w:val="bullet"/>
+      <w:lvlText w:val=""/>
+      <w:lvlJc w:val="left"/>
+      <w:pPr>
+        <w:tabs>
+          <w:tab w:val="num" w:pos="5760"/>
+        </w:tabs>
+        <w:ind w:left="5760" w:hanging="360"/>
+      </w:pPr>
+      <w:rPr>
+        <w:rFonts w:ascii="Wingdings" w:hAnsi="Wingdings" w:hint="default"/>
+        <w:sz w:val="20"/>
+      </w:rPr>
+    </w:lvl>
+    <w:lvl w:ilvl="8" w:tentative="1">
+      <w:start w:val="1"/>
+      <w:numFmt w:val="bullet"/>
+      <w:lvlText w:val=""/>
+      <w:lvlJc w:val="left"/>
+      <w:pPr>
+        <w:tabs>
+          <w:tab w:val="num" w:pos="6480"/>
+        </w:tabs>
+        <w:ind w:left="6480" w:hanging="360"/>
+      </w:pPr>
+      <w:rPr>
+        <w:rFonts w:ascii="Wingdings" w:hAnsi="Wingdings" w:hint="default"/>
+        <w:sz w:val="20"/>
+      </w:rPr>
+    </w:lvl>
+  </w:abstractNum>
+  <w:abstractNum w:abstractNumId="5" w15:restartNumberingAfterBreak="0">
     <w:nsid w:val="400C5DCB"/>
     <w:multiLevelType w:val="multilevel"/>
     <w:tmpl w:val="1D2EEF0E"/>
@@ -2464,7 +3078,7 @@
       </w:rPr>
     </w:lvl>
   </w:abstractNum>
-  <w:abstractNum w:abstractNumId="2" w15:restartNumberingAfterBreak="0">
+  <w:abstractNum w:abstractNumId="6" w15:restartNumberingAfterBreak="0">
     <w:nsid w:val="4BB356FF"/>
     <w:multiLevelType w:val="multilevel"/>
     <w:tmpl w:val="8E1C63D4"/>
@@ -2613,7 +3227,7 @@
       </w:rPr>
     </w:lvl>
   </w:abstractNum>
-  <w:abstractNum w:abstractNumId="3" w15:restartNumberingAfterBreak="0">
+  <w:abstractNum w:abstractNumId="7" w15:restartNumberingAfterBreak="0">
     <w:nsid w:val="55987AE7"/>
     <w:multiLevelType w:val="multilevel"/>
     <w:tmpl w:val="70500608"/>
@@ -2762,7 +3376,156 @@
       </w:rPr>
     </w:lvl>
   </w:abstractNum>
-  <w:abstractNum w:abstractNumId="4" w15:restartNumberingAfterBreak="0">
+  <w:abstractNum w:abstractNumId="8" w15:restartNumberingAfterBreak="0">
+    <w:nsid w:val="61247141"/>
+    <w:multiLevelType w:val="multilevel"/>
+    <w:tmpl w:val="27462A52"/>
+    <w:lvl w:ilvl="0">
+      <w:start w:val="1"/>
+      <w:numFmt w:val="bullet"/>
+      <w:lvlText w:val=""/>
+      <w:lvlJc w:val="left"/>
+      <w:pPr>
+        <w:tabs>
+          <w:tab w:val="num" w:pos="720"/>
+        </w:tabs>
+        <w:ind w:left="720" w:hanging="360"/>
+      </w:pPr>
+      <w:rPr>
+        <w:rFonts w:ascii="Symbol" w:hAnsi="Symbol" w:hint="default"/>
+        <w:sz w:val="20"/>
+      </w:rPr>
+    </w:lvl>
+    <w:lvl w:ilvl="1" w:tentative="1">
+      <w:start w:val="1"/>
+      <w:numFmt w:val="bullet"/>
+      <w:lvlText w:val="o"/>
+      <w:lvlJc w:val="left"/>
+      <w:pPr>
+        <w:tabs>
+          <w:tab w:val="num" w:pos="1440"/>
+        </w:tabs>
+        <w:ind w:left="1440" w:hanging="360"/>
+      </w:pPr>
+      <w:rPr>
+        <w:rFonts w:ascii="Courier New" w:hAnsi="Courier New" w:hint="default"/>
+        <w:sz w:val="20"/>
+      </w:rPr>
+    </w:lvl>
+    <w:lvl w:ilvl="2" w:tentative="1">
+      <w:start w:val="1"/>
+      <w:numFmt w:val="bullet"/>
+      <w:lvlText w:val=""/>
+      <w:lvlJc w:val="left"/>
+      <w:pPr>
+        <w:tabs>
+          <w:tab w:val="num" w:pos="2160"/>
+        </w:tabs>
+        <w:ind w:left="2160" w:hanging="360"/>
+      </w:pPr>
+      <w:rPr>
+        <w:rFonts w:ascii="Wingdings" w:hAnsi="Wingdings" w:hint="default"/>
+        <w:sz w:val="20"/>
+      </w:rPr>
+    </w:lvl>
+    <w:lvl w:ilvl="3" w:tentative="1">
+      <w:start w:val="1"/>
+      <w:numFmt w:val="bullet"/>
+      <w:lvlText w:val=""/>
+      <w:lvlJc w:val="left"/>
+      <w:pPr>
+        <w:tabs>
+          <w:tab w:val="num" w:pos="2880"/>
+        </w:tabs>
+        <w:ind w:left="2880" w:hanging="360"/>
+      </w:pPr>
+      <w:rPr>
+        <w:rFonts w:ascii="Wingdings" w:hAnsi="Wingdings" w:hint="default"/>
+        <w:sz w:val="20"/>
+      </w:rPr>
+    </w:lvl>
+    <w:lvl w:ilvl="4" w:tentative="1">
+      <w:start w:val="1"/>
+      <w:numFmt w:val="bullet"/>
+      <w:lvlText w:val=""/>
+      <w:lvlJc w:val="left"/>
+      <w:pPr>
+        <w:tabs>
+          <w:tab w:val="num" w:pos="3600"/>
+        </w:tabs>
+        <w:ind w:left="3600" w:hanging="360"/>
+      </w:pPr>
+      <w:rPr>
+        <w:rFonts w:ascii="Wingdings" w:hAnsi="Wingdings" w:hint="default"/>
+        <w:sz w:val="20"/>
+      </w:rPr>
+    </w:lvl>
+    <w:lvl w:ilvl="5" w:tentative="1">
+      <w:start w:val="1"/>
+      <w:numFmt w:val="bullet"/>
+      <w:lvlText w:val=""/>
+      <w:lvlJc w:val="left"/>
+      <w:pPr>
+        <w:tabs>
+          <w:tab w:val="num" w:pos="4320"/>
+        </w:tabs>
+        <w:ind w:left="4320" w:hanging="360"/>
+      </w:pPr>
+      <w:rPr>
+        <w:rFonts w:ascii="Wingdings" w:hAnsi="Wingdings" w:hint="default"/>
+        <w:sz w:val="20"/>
+      </w:rPr>
+    </w:lvl>
+    <w:lvl w:ilvl="6" w:tentative="1">
+      <w:start w:val="1"/>
+      <w:numFmt w:val="bullet"/>
+      <w:lvlText w:val=""/>
+      <w:lvlJc w:val="left"/>
+      <w:pPr>
+        <w:tabs>
+          <w:tab w:val="num" w:pos="5040"/>
+        </w:tabs>
+        <w:ind w:left="5040" w:hanging="360"/>
+      </w:pPr>
+      <w:rPr>
+        <w:rFonts w:ascii="Wingdings" w:hAnsi="Wingdings" w:hint="default"/>
+        <w:sz w:val="20"/>
+      </w:rPr>
+    </w:lvl>
+    <w:lvl w:ilvl="7" w:tentative="1">
+      <w:start w:val="1"/>
+      <w:numFmt w:val="bullet"/>
+      <w:lvlText w:val=""/>
+      <w:lvlJc w:val="left"/>
+      <w:pPr>
+        <w:tabs>
+          <w:tab w:val="num" w:pos="5760"/>
+        </w:tabs>
+        <w:ind w:left="5760" w:hanging="360"/>
+      </w:pPr>
+      <w:rPr>
+        <w:rFonts w:ascii="Wingdings" w:hAnsi="Wingdings" w:hint="default"/>
+        <w:sz w:val="20"/>
+      </w:rPr>
+    </w:lvl>
+    <w:lvl w:ilvl="8" w:tentative="1">
+      <w:start w:val="1"/>
+      <w:numFmt w:val="bullet"/>
+      <w:lvlText w:val=""/>
+      <w:lvlJc w:val="left"/>
+      <w:pPr>
+        <w:tabs>
+          <w:tab w:val="num" w:pos="6480"/>
+        </w:tabs>
+        <w:ind w:left="6480" w:hanging="360"/>
+      </w:pPr>
+      <w:rPr>
+        <w:rFonts w:ascii="Wingdings" w:hAnsi="Wingdings" w:hint="default"/>
+        <w:sz w:val="20"/>
+      </w:rPr>
+    </w:lvl>
+  </w:abstractNum>
+  <w:abstractNum w:abstractNumId="9" w15:restartNumberingAfterBreak="0">
     <w:nsid w:val="65DD12EA"/>
     <w:multiLevelType w:val="multilevel"/>
     <w:tmpl w:val="9D80A62E"/>
@@ -2911,7 +3674,156 @@
       </w:rPr>
     </w:lvl>
   </w:abstractNum>
-  <w:abstractNum w:abstractNumId="5" w15:restartNumberingAfterBreak="0">
+  <w:abstractNum w:abstractNumId="10" w15:restartNumberingAfterBreak="0">
+    <w:nsid w:val="67126D88"/>
+    <w:multiLevelType w:val="multilevel"/>
+    <w:tmpl w:val="73F05872"/>
+    <w:lvl w:ilvl="0">
+      <w:start w:val="1"/>
+      <w:numFmt w:val="bullet"/>
+      <w:lvlText w:val=""/>
+      <w:lvlJc w:val="left"/>
+      <w:pPr>
+        <w:tabs>
+          <w:tab w:val="num" w:pos="720"/>
+        </w:tabs>
+        <w:ind w:left="720" w:hanging="360"/>
+      </w:pPr>
+      <w:rPr>
+        <w:rFonts w:ascii="Symbol" w:hAnsi="Symbol" w:hint="default"/>
+        <w:sz w:val="20"/>
+      </w:rPr>
+    </w:lvl>
+    <w:lvl w:ilvl="1" w:tentative="1">
+      <w:start w:val="1"/>
+      <w:numFmt w:val="bullet"/>
+      <w:lvlText w:val="o"/>
+      <w:lvlJc w:val="left"/>
+      <w:pPr>
+        <w:tabs>
+          <w:tab w:val="num" w:pos="1440"/>
+        </w:tabs>
+        <w:ind w:left="1440" w:hanging="360"/>
+      </w:pPr>
+      <w:rPr>
+        <w:rFonts w:ascii="Courier New" w:hAnsi="Courier New" w:hint="default"/>
+        <w:sz w:val="20"/>
+      </w:rPr>
+    </w:lvl>
+    <w:lvl w:ilvl="2" w:tentative="1">
+      <w:start w:val="1"/>
+      <w:numFmt w:val="bullet"/>
+      <w:lvlText w:val=""/>
+      <w:lvlJc w:val="left"/>
+      <w:pPr>
+        <w:tabs>
+          <w:tab w:val="num" w:pos="2160"/>
+        </w:tabs>
+        <w:ind w:left="2160" w:hanging="360"/>
+      </w:pPr>
+      <w:rPr>
+        <w:rFonts w:ascii="Wingdings" w:hAnsi="Wingdings" w:hint="default"/>
+        <w:sz w:val="20"/>
+      </w:rPr>
+    </w:lvl>
+    <w:lvl w:ilvl="3" w:tentative="1">
+      <w:start w:val="1"/>
+      <w:numFmt w:val="bullet"/>
+      <w:lvlText w:val=""/>
+      <w:lvlJc w:val="left"/>
+      <w:pPr>
+        <w:tabs>
+          <w:tab w:val="num" w:pos="2880"/>
+        </w:tabs>
+        <w:ind w:left="2880" w:hanging="360"/>
+      </w:pPr>
+      <w:rPr>
+        <w:rFonts w:ascii="Wingdings" w:hAnsi="Wingdings" w:hint="default"/>
+        <w:sz w:val="20"/>
+      </w:rPr>
+    </w:lvl>
+    <w:lvl w:ilvl="4" w:tentative="1">
+      <w:start w:val="1"/>
+      <w:numFmt w:val="bullet"/>
+      <w:lvlText w:val=""/>
+      <w:lvlJc w:val="left"/>
+      <w:pPr>
+        <w:tabs>
+          <w:tab w:val="num" w:pos="3600"/>
+        </w:tabs>
+        <w:ind w:left="3600" w:hanging="360"/>
+      </w:pPr>
+      <w:rPr>
+        <w:rFonts w:ascii="Wingdings" w:hAnsi="Wingdings" w:hint="default"/>
+        <w:sz w:val="20"/>
+      </w:rPr>
+    </w:lvl>
+    <w:lvl w:ilvl="5" w:tentative="1">
+      <w:start w:val="1"/>
+      <w:numFmt w:val="bullet"/>
+      <w:lvlText w:val=""/>
+      <w:lvlJc w:val="left"/>
+      <w:pPr>
+        <w:tabs>
+          <w:tab w:val="num" w:pos="4320"/>
+        </w:tabs>
+        <w:ind w:left="4320" w:hanging="360"/>
+      </w:pPr>
+      <w:rPr>
+        <w:rFonts w:ascii="Wingdings" w:hAnsi="Wingdings" w:hint="default"/>
+        <w:sz w:val="20"/>
+      </w:rPr>
+    </w:lvl>
+    <w:lvl w:ilvl="6" w:tentative="1">
+      <w:start w:val="1"/>
+      <w:numFmt w:val="bullet"/>
+      <w:lvlText w:val=""/>
+      <w:lvlJc w:val="left"/>
+      <w:pPr>
+        <w:tabs>
+          <w:tab w:val="num" w:pos="5040"/>
+        </w:tabs>
+        <w:ind w:left="5040" w:hanging="360"/>
+      </w:pPr>
+      <w:rPr>
+        <w:rFonts w:ascii="Wingdings" w:hAnsi="Wingdings" w:hint="default"/>
+        <w:sz w:val="20"/>
+      </w:rPr>
+    </w:lvl>
+    <w:lvl w:ilvl="7" w:tentative="1">
+      <w:start w:val="1"/>
+      <w:numFmt w:val="bullet"/>
+      <w:lvlText w:val=""/>
+      <w:lvlJc w:val="left"/>
+      <w:pPr>
+        <w:tabs>
+          <w:tab w:val="num" w:pos="5760"/>
+        </w:tabs>
+        <w:ind w:left="5760" w:hanging="360"/>
+      </w:pPr>
+      <w:rPr>
+        <w:rFonts w:ascii="Wingdings" w:hAnsi="Wingdings" w:hint="default"/>
+        <w:sz w:val="20"/>
+      </w:rPr>
+    </w:lvl>
+    <w:lvl w:ilvl="8" w:tentative="1">
+      <w:start w:val="1"/>
+      <w:numFmt w:val="bullet"/>
+      <w:lvlText w:val=""/>
+      <w:lvlJc w:val="left"/>
+      <w:pPr>
+        <w:tabs>
+          <w:tab w:val="num" w:pos="6480"/>
+        </w:tabs>
+        <w:ind w:left="6480" w:hanging="360"/>
+      </w:pPr>
+      <w:rPr>
+        <w:rFonts w:ascii="Wingdings" w:hAnsi="Wingdings" w:hint="default"/>
+        <w:sz w:val="20"/>
+      </w:rPr>
+    </w:lvl>
+  </w:abstractNum>
+  <w:abstractNum w:abstractNumId="11" w15:restartNumberingAfterBreak="0">
     <w:nsid w:val="74025059"/>
     <w:multiLevelType w:val="multilevel"/>
     <w:tmpl w:val="40E26E96"/>
@@ -3061,22 +3973,40 @@
     </w:lvl>
   </w:abstractNum>
   <w:num w:numId="1" w16cid:durableId="584070298">
-    <w:abstractNumId w:val="2"/>
+    <w:abstractNumId w:val="6"/>
   </w:num>
   <w:num w:numId="2" w16cid:durableId="1361779950">
-    <w:abstractNumId w:val="1"/>
+    <w:abstractNumId w:val="5"/>
   </w:num>
   <w:num w:numId="3" w16cid:durableId="1282227929">
     <w:abstractNumId w:val="0"/>
   </w:num>
   <w:num w:numId="4" w16cid:durableId="1678313294">
+    <w:abstractNumId w:val="7"/>
+  </w:num>
+  <w:num w:numId="5" w16cid:durableId="1731032599">
+    <w:abstractNumId w:val="9"/>
+  </w:num>
+  <w:num w:numId="6" w16cid:durableId="138427791">
+    <w:abstractNumId w:val="11"/>
+  </w:num>
+  <w:num w:numId="7" w16cid:durableId="1088380685">
     <w:abstractNumId w:val="3"/>
   </w:num>
-  <w:num w:numId="5" w16cid:durableId="1731032599">
+  <w:num w:numId="8" w16cid:durableId="1471284312">
     <w:abstractNumId w:val="4"/>
   </w:num>
-  <w:num w:numId="6" w16cid:durableId="138427791">
-    <w:abstractNumId w:val="5"/>
+  <w:num w:numId="9" w16cid:durableId="70591146">
+    <w:abstractNumId w:val="8"/>
+  </w:num>
+  <w:num w:numId="10" w16cid:durableId="1788114634">
+    <w:abstractNumId w:val="2"/>
+  </w:num>
+  <w:num w:numId="11" w16cid:durableId="1117530741">
+    <w:abstractNumId w:val="10"/>
+  </w:num>
+  <w:num w:numId="12" w16cid:durableId="343098289">
+    <w:abstractNumId w:val="1"/>
   </w:num>
 </w:numbering>
 </file>
